--- a/Cuộc Đời và sự nghiệp/Giới thiệu HCM.docx
+++ b/Cuộc Đời và sự nghiệp/Giới thiệu HCM.docx
@@ -1,111 +1,69 @@
 
-<file path=word/document.xml><?xml version="1.0" encoding="utf-8"?>
+<file path=docProps\app.xml><?xml version="1.0" encoding="utf-8"?>
+<Properties xmlns="http://schemas.openxmlformats.org/officeDocument/2006/extended-properties" xmlns:vt="http://schemas.openxmlformats.org/officeDocument/2006/docPropsVTypes">
+  <Template>Normal.dotm</Template>
+  <Pages>1</Pages>
+  <Words>0</Words>
+  <Characters>0</Characters>
+  <Lines>0</Lines>
+  <Paragraphs>0</Paragraphs>
+  <TotalTime>1</TotalTime>
+  <ScaleCrop>false</ScaleCrop>
+  <LinksUpToDate>false</LinksUpToDate>
+  <CharactersWithSpaces>0</CharactersWithSpaces>
+  <Application>WPS Office_12.2.0.23206_F1E327BC-269C-435d-A152-05C5408002CA</Application>
+  <DocSecurity>0</DocSecurity>
+</Properties>
+</file>
+
+<file path=docProps\core.xml><?xml version="1.0" encoding="utf-8"?>
+<cp:coreProperties xmlns:cp="http://schemas.openxmlformats.org/package/2006/metadata/core-properties" xmlns:dc="http://purl.org/dc/elements/1.1/" xmlns:dcterms="http://purl.org/dc/terms/" xmlns:dcmitype="http://purl.org/dc/dcmitype/" xmlns:xsi="http://www.w3.org/2001/XMLSchema-instance">
+  <dcterms:created xsi:type="dcterms:W3CDTF">2026-07-28T16:50:00Z</dcterms:created>
+  <dc:creator>Quynh Diem</dc:creator>
+  <cp:lastModifiedBy>Quynh Diem</cp:lastModifiedBy>
+  <dcterms:modified xsi:type="dcterms:W3CDTF">2026-07-28T16:52:10Z</dcterms:modified>
+  <cp:revision>1</cp:revision>
+</cp:coreProperties>
+</file>
+
+<file path=docProps\custom.xml><?xml version="1.0" encoding="utf-8"?>
+<Properties xmlns="http://schemas.openxmlformats.org/officeDocument/2006/custom-properties" xmlns:vt="http://schemas.openxmlformats.org/officeDocument/2006/docPropsVTypes">
+  <property fmtid="{D5CDD505-2E9C-101B-9397-08002B2CF9AE}" pid="2" name="KSOProductBuildVer">
+    <vt:lpwstr>2057-12.2.0.23206</vt:lpwstr>
+  </property>
+  <property fmtid="{D5CDD505-2E9C-101B-9397-08002B2CF9AE}" pid="3" name="ICV">
+    <vt:lpwstr>9204FDA4AFB144D785F5069F76ADD26A_11</vt:lpwstr>
+  </property>
+</Properties>
+</file>
+
+<file path=word\document.xml><?xml version="1.0" encoding="utf-8"?>
 <w:document xmlns:wpc="http://schemas.microsoft.com/office/word/2010/wordprocessingCanvas" xmlns:mc="http://schemas.openxmlformats.org/markup-compatibility/2006" xmlns:o="urn:schemas-microsoft-com:office:office" xmlns:r="http://schemas.openxmlformats.org/officeDocument/2006/relationships" xmlns:m="http://schemas.openxmlformats.org/officeDocument/2006/math" xmlns:v="urn:schemas-microsoft-com:vml" xmlns:wp14="http://schemas.microsoft.com/office/word/2010/wordprocessingDrawing" xmlns:wp="http://schemas.openxmlformats.org/drawingml/2006/wordprocessingDrawing" xmlns:w="http://schemas.openxmlformats.org/wordprocessingml/2006/main" xmlns:w14="http://schemas.microsoft.com/office/word/2010/wordml" xmlns:w10="urn:schemas-microsoft-com:office:word" xmlns:w15="http://schemas.microsoft.com/office/word/2012/wordml" xmlns:wpg="http://schemas.microsoft.com/office/word/2010/wordprocessingGroup" xmlns:wpi="http://schemas.microsoft.com/office/word/2010/wordprocessingInk" xmlns:wne="http://schemas.microsoft.com/office/word/2006/wordml" xmlns:wps="http://schemas.microsoft.com/office/word/2010/wordprocessingShape" xmlns:wpsCustomData="http://www.wps.cn/officeDocument/2013/wpsCustomData" mc:Ignorable="w14 w15 wp14">
   <w:body>
     <w:p>
-      <w:pPr>
-        <w:rPr>
-          <w:rFonts w:hint="default" w:ascii="Times New Roman" w:hAnsi="Times New Roman"/>
-          <w:sz w:val="28"/>
-          <w:szCs w:val="28"/>
-        </w:rPr>
-      </w:pPr>
       <w:r>
-        <w:rPr>
-          <w:rFonts w:hint="default" w:ascii="Times New Roman" w:hAnsi="Times New Roman"/>
-          <w:sz w:val="28"/>
-          <w:szCs w:val="28"/>
-        </w:rPr>
         <w:t>1. Giới thiệu về Chủ tịch Hồ Chí Minh</w:t>
       </w:r>
     </w:p>
     <w:p>
-      <w:pPr>
-        <w:rPr>
-          <w:rFonts w:hint="default" w:ascii="Times New Roman" w:hAnsi="Times New Roman"/>
-          <w:sz w:val="28"/>
-          <w:szCs w:val="28"/>
-        </w:rPr>
-      </w:pPr>
-    </w:p>
-    <w:p>
-      <w:pPr>
-        <w:rPr>
-          <w:rFonts w:hint="default" w:ascii="Times New Roman" w:hAnsi="Times New Roman"/>
-          <w:sz w:val="28"/>
-          <w:szCs w:val="28"/>
-        </w:rPr>
-      </w:pPr>
       <w:r>
-        <w:rPr>
-          <w:rFonts w:hint="default" w:ascii="Times New Roman" w:hAnsi="Times New Roman"/>
-          <w:sz w:val="28"/>
-          <w:szCs w:val="28"/>
-        </w:rPr>
-        <w:t>Chủ tịch Hồ Chí Minh (1890–1969), tên khai sinh là Nguyễn Sinh Cung, sau đổi thành Nguyễn Tất Thành, trong quá trình hoạt động cách mạng còn sử dụng nhiều tên gọi khác như Nguyễn Ái Quố</w:t>
-      </w:r>
-      <w:r>
-        <w:rPr>
-          <w:rFonts w:hint="default" w:ascii="Times New Roman" w:hAnsi="Times New Roman"/>
-          <w:sz w:val="28"/>
-          <w:szCs w:val="28"/>
-          <w:lang w:val="vi-VN"/>
-        </w:rPr>
-        <w:t>c</w:t>
-      </w:r>
-      <w:r>
-        <w:rPr>
-          <w:rFonts w:hint="default" w:ascii="Times New Roman" w:hAnsi="Times New Roman"/>
-          <w:sz w:val="28"/>
-          <w:szCs w:val="28"/>
-        </w:rPr>
-        <w:t xml:space="preserve"> và Hồ Chí Minh. Người sinh ngày 19/5/1890 tại làng Kim Liên, huyện Nam Đàn, tỉnh Nghệ An trong một gia đình có truyền thống yêu nước và hiếu học. Cha là Nguyễn Sinh Sắc, một nhà nho giàu lòng yêu nước, mẹ là Hoàng Thị </w:t>
-      </w:r>
-      <w:bookmarkStart w:id="0" w:name="_GoBack"/>
-      <w:bookmarkEnd w:id="0"/>
-      <w:r>
-        <w:rPr>
-          <w:rFonts w:hint="default" w:ascii="Times New Roman" w:hAnsi="Times New Roman"/>
-          <w:sz w:val="28"/>
-          <w:szCs w:val="28"/>
-        </w:rPr>
-        <w:t>Loan, người phụ nữ tần tảo, giàu đức hy sinh. Chính môi trường gia đình và quê hương đã nuôi dưỡng ở Người lòng yêu nước, tinh thần nhân ái và ý chí đấu tranh vì độc lập dân tộc.</w:t>
+        <w:t>Bác Hồ có tên khai sinh là Nguyễn Sinh Cung, sau đổi thành Nguyễn Tất Thành, trong quá trình hoạt động cách mạng còn sử dụng nhiều tên gọi khác như Nguyễn Ái Quốc và Hồ Chí Minh. Người sinh ngày 19/5/1890 tại làng Kim Liên, huyện Nam Đàn, tỉnh Nghệ An và qua đời ngày 2/9/1969 tại Hà Nội.</w:t>
       </w:r>
     </w:p>
     <w:p>
-      <w:pPr>
-        <w:rPr>
-          <w:rFonts w:hint="default" w:ascii="Times New Roman" w:hAnsi="Times New Roman"/>
-          <w:sz w:val="28"/>
-          <w:szCs w:val="28"/>
-        </w:rPr>
-      </w:pPr>
-    </w:p>
-    <w:p>
-      <w:pPr>
-        <w:rPr>
-          <w:rFonts w:hint="default" w:ascii="Times New Roman" w:hAnsi="Times New Roman"/>
-          <w:sz w:val="28"/>
-          <w:szCs w:val="28"/>
-        </w:rPr>
-      </w:pPr>
       <w:r>
-        <w:rPr>
-          <w:rFonts w:hint="default" w:ascii="Times New Roman" w:hAnsi="Times New Roman"/>
-          <w:sz w:val="28"/>
-          <w:szCs w:val="28"/>
-        </w:rPr>
-        <w:t>Trong quá trình học tập và trưởng thành tại Nghệ An, Huế, Bình Định và Phan Thiết, Nguyễn Tất Thành sớm chứng kiến cảnh nhân dân sống dưới ách thống trị của thực dân Pháp cùng sự thất bại của các phong trào yêu nước đương thời. Từ đó, Người quyết tâm tìm một con đường cứu nước mới. Ngày 5/6/1911, với tên gọi Văn Ba, Người rời Bến Nhà Rồng (Sài Gòn) trên tàu Amiral Latouche-Tréville, bắt đầu hành trình gần 30 năm bôn ba khắp năm châu để tìm con đường giải phóng dân tộc, đặt nền móng cho sự nghiệp cách mạng Việt Nam sau này.</w:t>
+        <w:t>Hồ Chí Minh sinh ra trong một gia đình có truyền thống yêu nước và hiếu học. Cha là Nguyễn Sinh Sắc, một nhà nho giàu lòng yêu nước; mẹ là Hoàng Thị Loan, người phụ nữ tần tảo, giàu đức hy sinh. Từ nhỏ, Người đã được nuôi dưỡng bởi những giá trị nhân nghĩa, lòng thương dân và tinh thần tự tôn dân tộc.</w:t>
       </w:r>
     </w:p>
     <w:p>
-      <w:pPr>
-        <w:rPr>
-          <w:rFonts w:hint="default" w:ascii="Times New Roman" w:hAnsi="Times New Roman" w:cs="Times New Roman"/>
-          <w:sz w:val="28"/>
-          <w:szCs w:val="28"/>
-        </w:rPr>
-      </w:pPr>
+      <w:r>
+        <w:t>Trong những năm học tập tại Nghệ An và Huế, Nguyễn Tất Thành sớm chứng kiến cảnh đất nước bị thực dân Pháp đô hộ, nhân dân lầm than và các phong trào yêu nước lần lượt thất bại. Những trải nghiệm đó đã thôi thúc Người suy nghĩ về con đường cứu nước mới cho dân tộc.</w:t>
+      </w:r>
+    </w:p>
+    <w:p>
+      <w:r>
+        <w:t>Ngày 5/6/1911, tại Bến Nhà Rồng (Sài Gòn), Nguyễn Tất Thành lên tàu Amiral Latouche-Tréville ra đi tìm đường cứu nước. Đây là bước ngoặt lịch sử mở đầu cho hành trình gần 30 năm bôn ba qua nhiều châu lục để tìm con đường giải phóng dân tộc Việt Nam.</w:t>
+      </w:r>
     </w:p>
     <w:sectPr>
       <w:pgSz w:w="11906" w:h="16838"/>
@@ -117,7 +75,148 @@
 </w:document>
 </file>
 
-<file path=word/styles.xml><?xml version="1.0" encoding="utf-8"?>
+<file path=word\fontTable.xml><?xml version="1.0" encoding="utf-8"?>
+<w:fonts xmlns:mc="http://schemas.openxmlformats.org/markup-compatibility/2006" xmlns:r="http://schemas.openxmlformats.org/officeDocument/2006/relationships" xmlns:w="http://schemas.openxmlformats.org/wordprocessingml/2006/main" xmlns:w14="http://schemas.microsoft.com/office/word/2010/wordml" mc:Ignorable="w14">
+  <w:font w:name="Times New Roman">
+    <w:panose1 w:val="02020603050405020304"/>
+    <w:charset w:val="00"/>
+    <w:family w:val="roman"/>
+    <w:pitch w:val="variable"/>
+    <w:sig w:usb0="20007A87" w:usb1="80000000" w:usb2="00000008" w:usb3="00000000" w:csb0="000001FF" w:csb1="00000000"/>
+  </w:font>
+  <w:font w:name="宋体">
+    <w:altName w:val="SimSun"/>
+    <w:panose1 w:val="02010600030101010101"/>
+    <w:charset w:val="86"/>
+    <w:family w:val="auto"/>
+    <w:pitch w:val="variable"/>
+    <w:sig w:usb0="00000003" w:usb1="080E0000" w:usb2="00000010" w:usb3="00000000" w:csb0="00040001" w:csb1="00000000"/>
+  </w:font>
+  <w:font w:name="SimSun">
+    <w:panose1 w:val="02010600030101010101"/>
+    <w:charset w:val="86"/>
+    <w:family w:val="auto"/>
+    <w:pitch w:val="default"/>
+    <w:sig w:usb0="00000203" w:usb1="288F0000" w:usb2="00000006" w:usb3="00000000" w:csb0="00040001" w:csb1="00000000"/>
+  </w:font>
+  <w:font w:name="Arial">
+    <w:panose1 w:val="020B0604020202020204"/>
+    <w:charset w:val="00"/>
+    <w:family w:val="swiss"/>
+    <w:pitch w:val="default"/>
+    <w:sig w:usb0="E0002EFF" w:usb1="C000785B" w:usb2="00000009" w:usb3="00000000" w:csb0="400001FF" w:csb1="FFFF0000"/>
+  </w:font>
+  <w:font w:name="黑体">
+    <w:altName w:val="SimSun"/>
+    <w:panose1 w:val="02010600030101010101"/>
+    <w:charset w:val="86"/>
+    <w:family w:val="auto"/>
+    <w:pitch w:val="default"/>
+    <w:sig w:usb0="00000001" w:usb1="080E0000" w:usb2="00000010" w:usb3="00000000" w:csb0="00040000" w:csb1="00000000"/>
+  </w:font>
+  <w:font w:name="Courier New">
+    <w:panose1 w:val="02070309020205020404"/>
+    <w:charset w:val="00"/>
+    <w:family w:val="modern"/>
+    <w:pitch w:val="default"/>
+    <w:sig w:usb0="E0002EFF" w:usb1="C0007843" w:usb2="00000009" w:usb3="00000000" w:csb0="400001FF" w:csb1="FFFF0000"/>
+  </w:font>
+  <w:font w:name="Wingdings">
+    <w:panose1 w:val="05000000000000000000"/>
+    <w:charset w:val="02"/>
+    <w:family w:val="auto"/>
+    <w:pitch w:val="default"/>
+    <w:sig w:usb0="00000000" w:usb1="00000000" w:usb2="00000000" w:usb3="00000000" w:csb0="80000000" w:csb1="00000000"/>
+  </w:font>
+  <w:font w:name="Calibri">
+    <w:panose1 w:val="020F0502020204030204"/>
+    <w:charset w:val="00"/>
+    <w:family w:val="swiss"/>
+    <w:pitch w:val="default"/>
+    <w:sig w:usb0="E4002EFF" w:usb1="C200247B" w:usb2="00000009" w:usb3="00000000" w:csb0="200001FF" w:csb1="00000000"/>
+  </w:font>
+  <w:font w:name="等线">
+    <w:altName w:val="Microsoft YaHei"/>
+    <w:panose1 w:val="00000000000000000000"/>
+    <w:charset w:val="86"/>
+    <w:family w:val="auto"/>
+    <w:pitch w:val="default"/>
+    <w:sig w:usb0="00000000" w:usb1="00000000" w:usb2="00000000" w:usb3="00000000" w:csb0="00000000" w:csb1="00000000"/>
+  </w:font>
+  <w:font w:name="等线">
+    <w:altName w:val="Microsoft YaHei"/>
+    <w:panose1 w:val="00000000000000000000"/>
+    <w:charset w:val="86"/>
+    <w:family w:val="auto"/>
+    <w:pitch w:val="default"/>
+    <w:sig w:usb0="00000000" w:usb1="00000000" w:usb2="00000000" w:usb3="00000000" w:csb0="00000000" w:csb1="00000000"/>
+  </w:font>
+  <w:font w:name="等线">
+    <w:altName w:val="Microsoft YaHei"/>
+    <w:panose1 w:val="00000000000000000000"/>
+    <w:charset w:val="00"/>
+    <w:family w:val="auto"/>
+    <w:pitch w:val="default"/>
+    <w:sig w:usb0="00000000" w:usb1="00000000" w:usb2="00000000" w:usb3="00000000" w:csb0="00000000" w:csb1="00000000"/>
+  </w:font>
+  <w:font w:name="Microsoft YaHei">
+    <w:panose1 w:val="020B0503020204020204"/>
+    <w:charset w:val="86"/>
+    <w:family w:val="auto"/>
+    <w:pitch w:val="default"/>
+    <w:sig w:usb0="80000287" w:usb1="2ACF3C50" w:usb2="00000016" w:usb3="00000000" w:csb0="0004001F" w:csb1="00000000"/>
+  </w:font>
+</w:fonts>
+</file>
+
+<file path=word\settings.xml><?xml version="1.0" encoding="utf-8"?>
+<w:settings xmlns:mc="http://schemas.openxmlformats.org/markup-compatibility/2006" xmlns:o="urn:schemas-microsoft-com:office:office" xmlns:r="http://schemas.openxmlformats.org/officeDocument/2006/relationships" xmlns:m="http://schemas.openxmlformats.org/officeDocument/2006/math" xmlns:v="urn:schemas-microsoft-com:vml" xmlns:w10="urn:schemas-microsoft-com:office:word" xmlns:w="http://schemas.openxmlformats.org/wordprocessingml/2006/main" xmlns:w14="http://schemas.microsoft.com/office/word/2010/wordml" xmlns:sl="http://schemas.openxmlformats.org/schemaLibrary/2006/main" xmlns:wpsCustomData="http://www.wps.cn/officeDocument/2013/wpsCustomData" mc:Ignorable="w14">
+  <w:zoom w:percent="80"/>
+  <w:doNotDisplayPageBoundaries w:val="1"/>
+  <w:embedSystemFonts/>
+  <w:bordersDoNotSurroundHeader w:val="1"/>
+  <w:bordersDoNotSurroundFooter w:val="1"/>
+  <w:documentProtection w:enforcement="0"/>
+  <w:defaultTabStop w:val="720"/>
+  <w:drawingGridVerticalSpacing w:val="156"/>
+  <w:displayHorizontalDrawingGridEvery w:val="0"/>
+  <w:displayVerticalDrawingGridEvery w:val="2"/>
+  <w:characterSpacingControl w:val="doNotCompress"/>
+  <w:compat>
+    <w:spaceForUL/>
+    <w:doNotLeaveBackslashAlone/>
+    <w:ulTrailSpace/>
+    <w:doNotExpandShiftReturn/>
+    <w:adjustLineHeightInTable/>
+    <w:compatSetting w:name="compatibilityMode" w:uri="http://schemas.microsoft.com/office/word" w:val="14"/>
+    <w:compatSetting w:name="overrideTableStyleFontSizeAndJustification" w:uri="http://schemas.microsoft.com/office/word" w:val="1"/>
+    <w:compatSetting w:name="enableOpenTypeFeatures" w:uri="http://schemas.microsoft.com/office/word" w:val="1"/>
+    <w:compatSetting w:name="doNotFlipMirrorIndents" w:uri="http://schemas.microsoft.com/office/word" w:val="1"/>
+  </w:compat>
+  <w:rsids>
+    <w:rsidRoot w:val="2CDD2CD8"/>
+    <w:rsid w:val="2CDD2CD8"/>
+  </w:rsids>
+  <m:mathPr>
+    <m:mathFont m:val="Cambria Math"/>
+    <m:brkBin m:val="before"/>
+    <m:brkBinSub m:val="--"/>
+    <m:smallFrac m:val="0"/>
+    <m:dispDef/>
+    <m:lMargin m:val="0"/>
+    <m:rMargin m:val="0"/>
+    <m:defJc m:val="centerGroup"/>
+    <m:wrapIndent m:val="1440"/>
+    <m:intLim m:val="subSup"/>
+    <m:naryLim m:val="undOvr"/>
+  </m:mathPr>
+  <w:themeFontLang w:val="en-US" w:eastAsia="zh-CN"/>
+  <w:clrSchemeMapping w:bg1="light1" w:t1="dark1" w:bg2="light2" w:t2="dark2" w:accent1="accent1" w:accent2="accent2" w:accent3="accent3" w:accent4="accent4" w:accent5="accent5" w:accent6="accent6" w:hyperlink="hyperlink" w:followedHyperlink="followedHyperlink"/>
+  <w:doNotIncludeSubdocsInStats/>
+</w:settings>
+</file>
+
+<file path=word\styles.xml><?xml version="1.0" encoding="utf-8"?>
 <w:styles xmlns:mc="http://schemas.openxmlformats.org/markup-compatibility/2006" xmlns:o="urn:schemas-microsoft-com:office:office" xmlns:r="http://schemas.openxmlformats.org/officeDocument/2006/relationships" xmlns:m="http://schemas.openxmlformats.org/officeDocument/2006/math" xmlns:v="urn:schemas-microsoft-com:vml" xmlns:w="http://schemas.openxmlformats.org/wordprocessingml/2006/main" xmlns:w14="http://schemas.microsoft.com/office/word/2010/wordml" xmlns:w10="urn:schemas-microsoft-com:office:word" xmlns:sl="http://schemas.openxmlformats.org/schemaLibrary/2006/main" xmlns:wpsCustomData="http://www.wps.cn/officeDocument/2013/wpsCustomData" mc:Ignorable="w14">
   <w:docDefaults>
     <w:rPrDefault>
@@ -407,7 +506,7 @@
 </w:styles>
 </file>
 
-<file path=word/theme/theme1.xml><?xml version="1.0" encoding="utf-8"?>
+<file path=word\theme\theme1.xml><?xml version="1.0" encoding="utf-8"?>
 <a:theme xmlns:a="http://schemas.openxmlformats.org/drawingml/2006/main" name="Office 主题">
   <a:themeElements>
     <a:clrScheme name="Office">
